--- a/DOC/操作说明_PLC命令_v5.docx
+++ b/DOC/操作说明_PLC命令_v5.docx
@@ -29,6 +29,30 @@
         <w:t>适用固件：EtherCAT RFID 从站（GD32F103CBT6 + TR8253 + RFID 模块）</w:t>
         <w:br/>
         <w:t>文档版本：V5.0  ·  2026-06-24</w:t>
+      </w:r>
+    </w:p>
+    <w:p>
+      <w:r>
+        <w:br w:type="page"/>
+      </w:r>
+    </w:p>
+    <w:p>
+      <w:r>
+        <w:rPr>
+          <w:rFonts w:ascii="Times New Roman" w:hAnsi="Times New Roman" w:eastAsia="黑体"/>
+          <w:b/>
+          <w:sz w:val="32"/>
+        </w:rPr>
+        <w:t>目录</w:t>
+      </w:r>
+    </w:p>
+    <w:p>
+      <w:r>
+        <w:fldChar w:fldCharType="begin"/>
+        <w:instrText xml:space="preserve"> TOC \o "1-3" \h \z \u </w:instrText>
+        <w:fldChar w:fldCharType="separate"/>
+        <w:t>右键此处选择"更新域"生成目录，或按 Ctrl+A 后 F9 更新所有域。</w:t>
+        <w:fldChar w:fldCharType="end"/>
       </w:r>
     </w:p>
     <w:p>
